--- a/content-pipeline/06-word-documents/01-vietnamese-word/017_bai-gui-xe-quanh-cho-ben-thanh.docx
+++ b/content-pipeline/06-word-documents/01-vietnamese-word/017_bai-gui-xe-quanh-cho-ben-thanh.docx
@@ -157,7 +157,7 @@
           <w:color w:val="1B365D"/>
           <w:sz w:val="32"/>
         </w:rPr>
-        <w:t>1. Dẫn Nhập: "Cuộc Chiến" Tìm Chỗ Đỗ Xe Giữa Lõi Di Sản Sài Gòn</w:t>
+        <w:t>Dẫn Nhập: "Cuộc Chiến" Tìm Chỗ Đỗ Xe Giữa Lõi Di Sản Sài Gòn</w:t>
       </w:r>
     </w:p>
     <w:p>
@@ -240,7 +240,7 @@
           <w:color w:val="1B365D"/>
           <w:sz w:val="32"/>
         </w:rPr>
-        <w:t>2. Bảng Tổng Hợp 6 Bãi Gửi Xe Chính Quy &amp; Giá Niêm Yết 2026</w:t>
+        <w:t>Bảng Tổng Hợp 6 Bãi Gửi Xe Chính Quy &amp; Giá Niêm Yết 2026</w:t>
       </w:r>
     </w:p>
     <w:tbl>
@@ -1591,7 +1591,7 @@
           <w:color w:val="1B365D"/>
           <w:sz w:val="32"/>
         </w:rPr>
-        <w:t>3. Hướng Dẫn Chi Tiết Từng Điểm Đỗ Theo Nhu Cầu Thực Tế</w:t>
+        <w:t>Hướng Dẫn Chi Tiết Từng Điểm Đỗ Theo Nhu Cầu Thực Tế</w:t>
       </w:r>
     </w:p>
     <w:p>
@@ -1890,7 +1890,7 @@
           <w:color w:val="1B365D"/>
           <w:sz w:val="32"/>
         </w:rPr>
-        <w:t>4. Dấu Hiệu Nhận Biết Bãi Xe "Bẫy Chặt Chém" &amp; 3 Bước Ứng Phó</w:t>
+        <w:t>Dấu Hiệu Nhận Biết Bãi Xe "Bẫy Chặt Chém" &amp; 3 Bước Ứng Phó</w:t>
       </w:r>
     </w:p>
     <w:p>

--- a/content-pipeline/06-word-documents/01-vietnamese-word/017_bai-gui-xe-quanh-cho-ben-thanh.docx
+++ b/content-pipeline/06-word-documents/01-vietnamese-word/017_bai-gui-xe-quanh-cho-ben-thanh.docx
@@ -157,7 +157,7 @@
           <w:color w:val="1B365D"/>
           <w:sz w:val="32"/>
         </w:rPr>
-        <w:t>Dẫn Nhập: "Cuộc Chiến" Tìm Chỗ Đỗ Xe Giữa Lõi Di Sản Sài Gòn</w:t>
+        <w:t>"Cuộc Chiến" Tìm Chỗ Đỗ Xe Giữa Lõi Di Sản Sài Gòn</w:t>
       </w:r>
     </w:p>
     <w:p>

--- a/content-pipeline/06-word-documents/01-vietnamese-word/017_bai-gui-xe-quanh-cho-ben-thanh.docx
+++ b/content-pipeline/06-word-documents/01-vietnamese-word/017_bai-gui-xe-quanh-cho-ben-thanh.docx
@@ -2019,6 +2019,296 @@
         <w:t>- Bước 3: Nếu lỡ bị thu tiền sai quy định, hãy chụp lại mẩu vé và vị trí để phản ánh về đường dây nóng trật tự đô thị Quận 1: 028 3829 7643.</w:t>
       </w:r>
     </w:p>
+    <w:p>
+      <w:pPr>
+        <w:spacing w:before="120" w:after="120"/>
+        <w:jc w:val="center"/>
+      </w:pPr>
+      <w:r>
+        <w:rPr>
+          <w:color w:val="CBD5E1"/>
+        </w:rPr>
+        <w:t>―――――――――――――――――――――――――――――――――――――――――――――</w:t>
+      </w:r>
+    </w:p>
+    <w:p>
+      <w:pPr>
+        <w:keepNext/>
+        <w:spacing w:before="320" w:after="120" w:line="276" w:lineRule="auto"/>
+      </w:pPr>
+      <w:r>
+        <w:rPr>
+          <w:rFonts w:ascii="Calibri" w:hAnsi="Calibri"/>
+          <w:b/>
+          <w:color w:val="1B365D"/>
+          <w:sz w:val="32"/>
+        </w:rPr>
+        <w:t>🗺️ Liên Kết Hành Trình &amp; Điểm Đến Lân Cận</w:t>
+      </w:r>
+    </w:p>
+    <w:p>
+      <w:pPr>
+        <w:spacing w:before="40" w:after="120" w:line="276" w:lineRule="auto"/>
+      </w:pPr>
+      <w:r>
+        <w:rPr>
+          <w:rFonts w:ascii="Calibri" w:hAnsi="Calibri"/>
+          <w:color w:val="1E293B"/>
+          <w:sz w:val="21"/>
+        </w:rPr>
+        <w:t>Để tối ưu hành trình khám phá khu vực trung tâm Bến Thành, mời bạn tham khảo thêm các cẩm nang chuyên sâu liên quan:</w:t>
+      </w:r>
+      <w:r>
+        <w:rPr>
+          <w:rFonts w:ascii="Calibri" w:hAnsi="Calibri"/>
+          <w:color w:val="1E293B"/>
+          <w:sz w:val="21"/>
+        </w:rPr>
+      </w:r>
+      <w:r>
+        <w:rPr>
+          <w:rFonts w:ascii="Calibri" w:hAnsi="Calibri"/>
+          <w:color w:val="1E293B"/>
+          <w:sz w:val="21"/>
+        </w:rPr>
+        <w:br/>
+        <w:t xml:space="preserve">- </w:t>
+      </w:r>
+      <w:r>
+        <w:rPr>
+          <w:rFonts w:ascii="Calibri" w:hAnsi="Calibri"/>
+          <w:b/>
+          <w:color w:val="1E293B"/>
+          <w:sz w:val="21"/>
+        </w:rPr>
+        <w:t>Ga ngầm Metro Bến Thành:</w:t>
+      </w:r>
+      <w:r>
+        <w:rPr>
+          <w:rFonts w:ascii="Calibri" w:hAnsi="Calibri"/>
+          <w:color w:val="1E293B"/>
+          <w:sz w:val="21"/>
+        </w:rPr>
+        <w:t xml:space="preserve"> tùy chọn gửi xe hiện đại dưới lòng đất tại </w:t>
+      </w:r>
+      <w:r>
+        <w:rPr>
+          <w:rFonts w:ascii="Calibri" w:hAnsi="Calibri"/>
+          <w:color w:val="1E293B"/>
+          <w:sz w:val="21"/>
+          <w:u w:val="single"/>
+        </w:rPr>
+        <w:t>ga ngầm Metro Bến Thành</w:t>
+      </w:r>
+      <w:r>
+        <w:rPr>
+          <w:rFonts w:ascii="Calibri" w:hAnsi="Calibri"/>
+          <w:color w:val="1E293B"/>
+          <w:sz w:val="21"/>
+        </w:rPr>
+        <w:t>.</w:t>
+      </w:r>
+      <w:r>
+        <w:rPr>
+          <w:rFonts w:ascii="Calibri" w:hAnsi="Calibri"/>
+          <w:color w:val="1E293B"/>
+          <w:sz w:val="21"/>
+        </w:rPr>
+      </w:r>
+      <w:r>
+        <w:rPr>
+          <w:rFonts w:ascii="Calibri" w:hAnsi="Calibri"/>
+          <w:color w:val="1E293B"/>
+          <w:sz w:val="21"/>
+        </w:rPr>
+        <w:br/>
+        <w:t xml:space="preserve">- </w:t>
+      </w:r>
+      <w:r>
+        <w:rPr>
+          <w:rFonts w:ascii="Calibri" w:hAnsi="Calibri"/>
+          <w:b/>
+          <w:color w:val="1E293B"/>
+          <w:sz w:val="21"/>
+        </w:rPr>
+        <w:t>Lịch trình đi bộ Bến Thành 1 ngày:</w:t>
+      </w:r>
+      <w:r>
+        <w:rPr>
+          <w:rFonts w:ascii="Calibri" w:hAnsi="Calibri"/>
+          <w:color w:val="1E293B"/>
+          <w:sz w:val="21"/>
+        </w:rPr>
+        <w:t xml:space="preserve"> sau khi gửi xe an toàn, bạn có thể bắt đầu </w:t>
+      </w:r>
+      <w:r>
+        <w:rPr>
+          <w:rFonts w:ascii="Calibri" w:hAnsi="Calibri"/>
+          <w:color w:val="1E293B"/>
+          <w:sz w:val="21"/>
+          <w:u w:val="single"/>
+        </w:rPr>
+        <w:t>lịch trình đi bộ Bến Thành 1 ngày</w:t>
+      </w:r>
+      <w:r>
+        <w:rPr>
+          <w:rFonts w:ascii="Calibri" w:hAnsi="Calibri"/>
+          <w:color w:val="1E293B"/>
+          <w:sz w:val="21"/>
+        </w:rPr>
+        <w:t>.</w:t>
+      </w:r>
+      <w:r>
+        <w:rPr>
+          <w:rFonts w:ascii="Calibri" w:hAnsi="Calibri"/>
+          <w:color w:val="1E293B"/>
+          <w:sz w:val="21"/>
+        </w:rPr>
+      </w:r>
+      <w:r>
+        <w:rPr>
+          <w:rFonts w:ascii="Calibri" w:hAnsi="Calibri"/>
+          <w:color w:val="1E293B"/>
+          <w:sz w:val="21"/>
+        </w:rPr>
+        <w:br/>
+        <w:t xml:space="preserve">- </w:t>
+      </w:r>
+      <w:r>
+        <w:rPr>
+          <w:rFonts w:ascii="Calibri" w:hAnsi="Calibri"/>
+          <w:b/>
+          <w:color w:val="1E293B"/>
+          <w:sz w:val="21"/>
+        </w:rPr>
+        <w:t>Địa điểm nổi tiếng quanh Bến Thành:</w:t>
+      </w:r>
+      <w:r>
+        <w:rPr>
+          <w:rFonts w:ascii="Calibri" w:hAnsi="Calibri"/>
+          <w:color w:val="1E293B"/>
+          <w:sz w:val="21"/>
+        </w:rPr>
+        <w:t xml:space="preserve"> tản bộ khám phá cụm di tích xung quanh qua bài </w:t>
+      </w:r>
+      <w:r>
+        <w:rPr>
+          <w:rFonts w:ascii="Calibri" w:hAnsi="Calibri"/>
+          <w:color w:val="1E293B"/>
+          <w:sz w:val="21"/>
+          <w:u w:val="single"/>
+        </w:rPr>
+        <w:t>địa điểm nổi tiếng quanh Bến Thành</w:t>
+      </w:r>
+      <w:r>
+        <w:rPr>
+          <w:rFonts w:ascii="Calibri" w:hAnsi="Calibri"/>
+          <w:color w:val="1E293B"/>
+          <w:sz w:val="21"/>
+        </w:rPr>
+        <w:t>.</w:t>
+      </w:r>
+      <w:r>
+        <w:rPr>
+          <w:rFonts w:ascii="Calibri" w:hAnsi="Calibri"/>
+          <w:color w:val="1E293B"/>
+          <w:sz w:val="21"/>
+        </w:rPr>
+      </w:r>
+      <w:r>
+        <w:rPr>
+          <w:rFonts w:ascii="Calibri" w:hAnsi="Calibri"/>
+          <w:color w:val="1E293B"/>
+          <w:sz w:val="21"/>
+        </w:rPr>
+        <w:br/>
+        <w:t xml:space="preserve">- </w:t>
+      </w:r>
+      <w:r>
+        <w:rPr>
+          <w:rFonts w:ascii="Calibri" w:hAnsi="Calibri"/>
+          <w:b/>
+          <w:color w:val="1E293B"/>
+          <w:sz w:val="21"/>
+        </w:rPr>
+        <w:t>Kinh nghiệm đi chợ Bến Thành:</w:t>
+      </w:r>
+      <w:r>
+        <w:rPr>
+          <w:rFonts w:ascii="Calibri" w:hAnsi="Calibri"/>
+          <w:color w:val="1E293B"/>
+          <w:sz w:val="21"/>
+        </w:rPr>
+        <w:t xml:space="preserve"> xác định cổng vào chợ gần nhất theo </w:t>
+      </w:r>
+      <w:r>
+        <w:rPr>
+          <w:rFonts w:ascii="Calibri" w:hAnsi="Calibri"/>
+          <w:color w:val="1E293B"/>
+          <w:sz w:val="21"/>
+          <w:u w:val="single"/>
+        </w:rPr>
+        <w:t>kinh nghiệm đi chợ Bến Thành toàn tập</w:t>
+      </w:r>
+      <w:r>
+        <w:rPr>
+          <w:rFonts w:ascii="Calibri" w:hAnsi="Calibri"/>
+          <w:color w:val="1E293B"/>
+          <w:sz w:val="21"/>
+        </w:rPr>
+        <w:t>.</w:t>
+      </w:r>
+      <w:r>
+        <w:rPr>
+          <w:rFonts w:ascii="Calibri" w:hAnsi="Calibri"/>
+          <w:color w:val="1E293B"/>
+          <w:sz w:val="21"/>
+        </w:rPr>
+      </w:r>
+      <w:r>
+        <w:rPr>
+          <w:rFonts w:ascii="Calibri" w:hAnsi="Calibri"/>
+          <w:color w:val="1E293B"/>
+          <w:sz w:val="21"/>
+        </w:rPr>
+        <w:br/>
+        <w:t xml:space="preserve">- </w:t>
+      </w:r>
+      <w:r>
+        <w:rPr>
+          <w:rFonts w:ascii="Calibri" w:hAnsi="Calibri"/>
+          <w:b/>
+          <w:color w:val="1E293B"/>
+          <w:sz w:val="21"/>
+        </w:rPr>
+        <w:t>Đổi ngoại tệ chợ Bến Thành Hà Tâm:</w:t>
+      </w:r>
+      <w:r>
+        <w:rPr>
+          <w:rFonts w:ascii="Calibri" w:hAnsi="Calibri"/>
+          <w:color w:val="1E293B"/>
+          <w:sz w:val="21"/>
+        </w:rPr>
+        <w:t xml:space="preserve"> chỗ gửi xe tiện lợi khi đến tiệm vàng trong hướng dẫn </w:t>
+      </w:r>
+      <w:r>
+        <w:rPr>
+          <w:rFonts w:ascii="Calibri" w:hAnsi="Calibri"/>
+          <w:color w:val="1E293B"/>
+          <w:sz w:val="21"/>
+          <w:u w:val="single"/>
+        </w:rPr>
+        <w:t>đổi ngoại tệ chợ Bến Thành Hà Tâm</w:t>
+      </w:r>
+      <w:r>
+        <w:rPr>
+          <w:rFonts w:ascii="Calibri" w:hAnsi="Calibri"/>
+          <w:color w:val="1E293B"/>
+          <w:sz w:val="21"/>
+        </w:rPr>
+        <w:t>.</w:t>
+      </w:r>
+    </w:p>
     <w:sectPr>
       <w:headerReference w:type="default" r:id="rId9"/>
       <w:footerReference w:type="default" r:id="rId10"/>
